--- a/security_scanner/Phishield_Cyber_Risk_Scanner_User_Manual.docx
+++ b/security_scanner/Phishield_Cyber_Risk_Scanner_User_Manual.docx
@@ -10942,7 +10942,7 @@
         <w:spacing w:after="80"/>
       </w:pPr>
       <w:r>
-        <w:t>When the adjustment is active, the Loss Exposure Scenarios section of the report states the WAF intervention type, the number and names of the unverified checkers, the scan coverage percentage, and the approximate percentage by which the catastrophe rows were widened. This closes the loop between the qualitative Partial Coverage Notice and the figures, and is recorded under financial_impact.coverage_adjustment in the JSON output for the FAIS audit trail.</w:t>
+        <w:t>When the adjustment is active, the Loss Exposure Scenarios section of the report states the WAF intervention type, the number and names of the unverified checkers, the scan coverage percentage, and the approximate percentage by which the catastrophe rows were widened. This closes the loop between the qualitative External Visibility Notice and the figures, and is recorded under financial_impact.coverage_adjustment in the JSON output for the FAIS audit trail.</w:t>
       </w:r>
     </w:p>
     <w:p>
@@ -11791,16 +11791,16 @@
           <w:color w:val="003366"/>
           <w:sz w:val="26"/>
         </w:rPr>
-        <w:t>WAF Intervention Partial Coverage Notice</w:t>
-      </w:r>
-    </w:p>
-    <w:p>
-      <w:pPr>
-        <w:widowControl/>
-        <w:spacing w:after="80"/>
-      </w:pPr>
-      <w:r>
-        <w:t>When the WAF tracker flags the target apex as protected, the scan continues but renders a Partial Coverage Notice in both the PDF report and the HTML dashboard. The notice appears immediately after the executive summary and again above the Insurance Analytics section.</w:t>
+        <w:t>WAF Intervention External Visibility Notice</w:t>
+      </w:r>
+    </w:p>
+    <w:p>
+      <w:pPr>
+        <w:widowControl/>
+        <w:spacing w:after="80"/>
+      </w:pPr>
+      <w:r>
+        <w:t>When the WAF tracker flags the target apex as protected, the scan continues but renders a External Visibility Notice in both the PDF report and the HTML dashboard. The notice appears immediately after the executive summary and again above the Insurance Analytics section.</w:t>
       </w:r>
     </w:p>
     <w:p>
@@ -13260,6 +13260,132 @@
     <w:p>
       <w:pPr>
         <w:keepNext/>
+        <w:spacing w:before="200" w:after="60"/>
+      </w:pPr>
+      <w:r>
+        <w:rPr>
+          <w:b/>
+          <w:color w:val="003366"/>
+          <w:sz w:val="26"/>
+        </w:rPr>
+        <w:t>6.5 Client Meeting Brief and Password Fingerprints</w:t>
+      </w:r>
+    </w:p>
+    <w:p>
+      <w:pPr>
+        <w:widowControl/>
+        <w:spacing w:after="80"/>
+      </w:pPr>
+      <w:r>
+        <w:t>The full report is written for the broker and the underwriter. Sitting with a client's IT team calls for something different: what to do first, which of their accounts are affected, and how each finding was reached. The meeting brief is that document, generated from a completed scan and intended to be handed over in the room.</w:t>
+      </w:r>
+    </w:p>
+    <w:p>
+      <w:pPr>
+        <w:widowControl/>
+        <w:spacing w:after="80"/>
+      </w:pPr>
+      <w:r>
+        <w:t>It is generated from the Credential Leaks panel of the dashboard, under 'Generate meeting brief'. It always contains the prioritised findings and remediation sequence, and the affected accounts grouped by credential state. It never contains a password.</w:t>
+      </w:r>
+    </w:p>
+    <w:p>
+      <w:pPr>
+        <w:keepNext/>
+        <w:spacing w:before="160" w:after="40"/>
+      </w:pPr>
+      <w:r>
+        <w:rPr>
+          <w:b/>
+          <w:color w:val="003366"/>
+          <w:sz w:val="22"/>
+        </w:rPr>
+        <w:t>What a password fingerprint is, and why it is not the password</w:t>
+      </w:r>
+    </w:p>
+    <w:p>
+      <w:pPr>
+        <w:widowControl/>
+        <w:spacing w:after="80"/>
+      </w:pPr>
+      <w:r>
+        <w:t>A fingerprint is the first character of a leaked password and its length, rendered as 'K... (9 chars)'. Nothing else is disclosed: not the remaining characters, not a hash, not a character-class summary. Each of those would narrow a guess without helping the person who has to make the decision.</w:t>
+      </w:r>
+    </w:p>
+    <w:p>
+      <w:pPr>
+        <w:widowControl/>
+        <w:spacing w:after="80"/>
+      </w:pPr>
+      <w:r>
+        <w:t>The question a client's IT team actually needs answered is whether a leaked password is still in rotation, and an account owner can answer that from a fingerprint. Printing the password itself would turn a briefing note into a credential dump: a document that, if mislaid, hands whoever finds it working credentials they did not previously have. The fingerprint answers the question and cannot be replayed. Where a client formally requests the passwords themselves, the route is the consented encrypted export in Section 6.4, not this brief.</w:t>
+      </w:r>
+    </w:p>
+    <w:p>
+      <w:pPr>
+        <w:keepNext/>
+        <w:spacing w:before="160" w:after="40"/>
+      </w:pPr>
+      <w:r>
+        <w:rPr>
+          <w:b/>
+          <w:color w:val="003366"/>
+          <w:sz w:val="22"/>
+        </w:rPr>
+        <w:t>Fingerprints are off by default and cost credits</w:t>
+      </w:r>
+    </w:p>
+    <w:p>
+      <w:pPr>
+        <w:widowControl/>
+        <w:spacing w:after="80"/>
+      </w:pPr>
+      <w:r>
+        <w:t>The option is unticked every time the panel is opened; it is never remembered. It also has a real cost. The scan deliberately persists no password material at all, so a fingerprint cannot be read back from the stored scan and requires a fresh query against the credential source, billed at one credit per page of 100 records. The panel states the estimated cost before you commit, for example 'about 3 credits for 230 records'. With the option left off, generating a brief makes no external request and spends nothing.</w:t>
+      </w:r>
+    </w:p>
+    <w:p>
+      <w:pPr>
+        <w:keepNext/>
+        <w:spacing w:before="160" w:after="40"/>
+      </w:pPr>
+      <w:r>
+        <w:rPr>
+          <w:b/>
+          <w:color w:val="003366"/>
+          <w:sz w:val="22"/>
+        </w:rPr>
+        <w:t>Audit trail</w:t>
+      </w:r>
+    </w:p>
+    <w:p>
+      <w:pPr>
+        <w:widowControl/>
+        <w:spacing w:after="80"/>
+      </w:pPr>
+      <w:r>
+        <w:t>Ticking the option requires a stated reason, which is recorded alongside the generating user, the domain, the credit spend and the timestamp. The reason is enforced by the server, not merely by the browser. The audit row is written before the document is released: if it cannot be recorded, a brief containing fingerprints is refused rather than produced. A brief without fingerprints still generates, because it carries no credential material.</w:t>
+      </w:r>
+    </w:p>
+    <w:p>
+      <w:pPr>
+        <w:widowControl/>
+        <w:spacing w:after="80"/>
+      </w:pPr>
+      <w:r>
+        <w:rPr>
+          <w:b/>
+          <w:color w:val="B40000"/>
+        </w:rPr>
+        <w:t xml:space="preserve">WARNING: </w:t>
+      </w:r>
+      <w:r>
+        <w:t>A brief generated with fingerprints contains credential indicators for the client's own accounts. Hand it over in person or send it encrypted, and do not circulate it further. Note that the current deployment authenticates at the edge only: the recorded username is an audit label rather than an authorisation control, so every authorised user can generate a brief. Per-user accounts and permissions are production work, tracked in the outstanding-items register.</w:t>
+      </w:r>
+    </w:p>
+    <w:p>
+      <w:pPr>
+        <w:keepNext/>
         <w:spacing w:before="240" w:after="80"/>
       </w:pPr>
       <w:r>
@@ -16031,19 +16157,19 @@
         <w:spacing w:after="80"/>
       </w:pPr>
       <w:r>
-        <w:t>Sliding-window response monitor in the scanner's HTTP client that flags a target apex as 'protected' when the rate of 4xx/5xx/timeout responses or the presence of challenge-page signatures (Cloudflare, Akamai, Imperva, DataDome, PerimeterX, hCaptcha) crosses threshold. Drives the Partial Coverage Notice in the PDF and HTML reports.</w:t>
-      </w:r>
-    </w:p>
-    <w:p>
-      <w:pPr>
-        <w:widowControl/>
-        <w:spacing w:after="80"/>
-      </w:pPr>
-      <w:r>
-        <w:rPr>
-          <w:b/>
-        </w:rPr>
-        <w:t>Partial Coverage Notice</w:t>
+        <w:t>Sliding-window response monitor in the scanner's HTTP client that flags a target apex as 'protected' when the rate of 4xx/5xx/timeout responses or the presence of challenge-page signatures (Cloudflare, Akamai, Imperva, DataDome, PerimeterX, hCaptcha) crosses threshold. Drives the External Visibility Notice in the PDF and HTML reports.</w:t>
+      </w:r>
+    </w:p>
+    <w:p>
+      <w:pPr>
+        <w:widowControl/>
+        <w:spacing w:after="80"/>
+      </w:pPr>
+      <w:r>
+        <w:rPr>
+          <w:b/>
+        </w:rPr>
+        <w:t>External Visibility Notice</w:t>
       </w:r>
       <w:r/>
     </w:p>
@@ -16268,6 +16394,36 @@
       </w:pPr>
       <w:r>
         <w:t>This release brings the manual current with the scanner development delivered since the v1.0 initial release. The changes are listed below with the date each landed.</w:t>
+      </w:r>
+    </w:p>
+    <w:p>
+      <w:pPr>
+        <w:pStyle w:val="ListParagraph"/>
+        <w:widowControl/>
+        <w:spacing w:after="40"/>
+      </w:pPr>
+      <w:r>
+        <w:t>2026-09-08: Client meeting brief added (Section 6.5), with OPT-IN password fingerprints. A fingerprint is the first character of a leaked password and its length, which lets an account owner confirm whether a password is still in rotation without the document becoming a credential dump if it is mislaid. Off by default; requires a stated reason that is recorded with the generating user, the domain and the credit spend; refused outright if the audit trail cannot be written. Because the scan deliberately stores no password material, fingerprints require a fresh query and the panel shows the estimated credit cost before the operator commits. Generating a brief without fingerprints makes no external request and spends nothing.</w:t>
+      </w:r>
+    </w:p>
+    <w:p>
+      <w:pPr>
+        <w:pStyle w:val="ListParagraph"/>
+        <w:widowControl/>
+        <w:spacing w:after="40"/>
+      </w:pPr>
+      <w:r>
+        <w:t>2026-09-08: The Partial Coverage Notice was renamed the EXTERNAL VISIBILITY NOTICE, and now states explicitly that external visibility (how much of the estate the target allowed the scan to see) is a different measure from scan completeness (how many checkers ran to completion). The two numbers were routinely read as the same thing. A scan can run every check and still see very little. The dashboard label changed from Coverage to Visibility to match.</w:t>
+      </w:r>
+    </w:p>
+    <w:p>
+      <w:pPr>
+        <w:pStyle w:val="ListParagraph"/>
+        <w:widowControl/>
+        <w:spacing w:after="40"/>
+      </w:pPr>
+      <w:r>
+        <w:t>2026-09-08: Reports no longer truncate their findings. The per-category findings cap was raised from six to twenty-four, known vulnerabilities on a port are listed in full rather than ending at 'and 1 more', and the credential detail lists every record retained with the scan followed by an honest statement of how many of the total that represents. A report that visibly withholds one finding costs more confidence than the line saves in space.</w:t>
       </w:r>
     </w:p>
     <w:p>
